--- a/backend/templates/docx/AM_AI_SAFE_Awareness_Report_TEMPLATE_v0.75_20260110.docx
+++ b/backend/templates/docx/AM_AI_SAFE_Awareness_Report_TEMPLATE_v0.75_20260110.docx
@@ -1421,7 +1421,6 @@
         <w:rPr>
           <w:lang w:val="en-AU" w:eastAsia="en-AU"/>
         </w:rPr>
-        <w:lastRenderedPageBreak/>
         <w:t>Executive S</w:t>
       </w:r>
       <w:r>
@@ -2818,7 +2817,6 @@
           <w:b/>
           <w:bCs/>
         </w:rPr>
-        <w:lastRenderedPageBreak/>
         <w:t>{{</w:t>
       </w:r>
       <w:proofErr w:type="spellStart"/>
@@ -3746,7 +3744,6 @@
         <w:spacing w:before="120" w:after="120" w:line="240" w:lineRule="auto"/>
       </w:pPr>
       <w:r>
-        <w:lastRenderedPageBreak/>
         <w:t xml:space="preserve">{% if </w:t>
       </w:r>
       <w:proofErr w:type="spellStart"/>
@@ -4393,7 +4390,6 @@
         <w:spacing w:before="100" w:beforeAutospacing="1" w:after="100" w:afterAutospacing="1" w:line="240" w:lineRule="auto"/>
       </w:pPr>
       <w:r>
-        <w:lastRenderedPageBreak/>
         <w:t xml:space="preserve">Data &amp; Digital Skill </w:t>
       </w:r>
       <w:proofErr w:type="gramStart"/>
@@ -5054,7 +5050,6 @@
         <w:spacing w:before="100" w:beforeAutospacing="1" w:after="100" w:afterAutospacing="1" w:line="240" w:lineRule="auto"/>
       </w:pPr>
       <w:r>
-        <w:lastRenderedPageBreak/>
         <w:t xml:space="preserve">{% for s in </w:t>
       </w:r>
       <w:proofErr w:type="gramStart"/>
@@ -5544,7 +5539,6 @@
         <w:ind w:left="360"/>
       </w:pPr>
       <w:r>
-        <w:lastRenderedPageBreak/>
         <w:t xml:space="preserve">{% if "Short online explainers" in </w:t>
       </w:r>
       <w:proofErr w:type="spellStart"/>
@@ -5934,14 +5928,14 @@
         <w:tblLook w:val="04A0" w:firstRow="1" w:lastRow="0" w:firstColumn="1" w:lastColumn="0" w:noHBand="0" w:noVBand="1"/>
       </w:tblPr>
       <w:tblGrid>
-        <w:gridCol w:w="3475"/>
-        <w:gridCol w:w="2280"/>
-        <w:gridCol w:w="3261"/>
+        <w:gridCol w:w="3115"/>
+        <w:gridCol w:w="2160"/>
+        <w:gridCol w:w="3741"/>
       </w:tblGrid>
       <w:tr>
         <w:tc>
           <w:tcPr>
-            <w:tcW w:w="3475" w:type="dxa"/>
+            <w:tcW w:w="3115" w:type="dxa"/>
             <w:shd w:val="clear" w:color="auto" w:fill="D9D9D9" w:themeFill="background1" w:themeFillShade="D9"/>
           </w:tcPr>
           <w:p>
@@ -5963,7 +5957,7 @@
         </w:tc>
         <w:tc>
           <w:tcPr>
-            <w:tcW w:w="2280" w:type="dxa"/>
+            <w:tcW w:w="2160" w:type="dxa"/>
             <w:shd w:val="clear" w:color="auto" w:fill="D9D9D9" w:themeFill="background1" w:themeFillShade="D9"/>
           </w:tcPr>
           <w:p>
@@ -5985,7 +5979,7 @@
         </w:tc>
         <w:tc>
           <w:tcPr>
-            <w:tcW w:w="3261" w:type="dxa"/>
+            <w:tcW w:w="3741" w:type="dxa"/>
             <w:shd w:val="clear" w:color="auto" w:fill="D9D9D9" w:themeFill="background1" w:themeFillShade="D9"/>
           </w:tcPr>
           <w:p>
@@ -6026,7 +6020,7 @@
         </w:trPr>
         <w:tc>
           <w:tcPr>
-            <w:tcW w:w="3475" w:type="dxa"/>
+            <w:tcW w:w="3115" w:type="dxa"/>
           </w:tcPr>
           <w:p>
             <w:pPr>
@@ -6079,7 +6073,7 @@
         </w:tc>
         <w:tc>
           <w:tcPr>
-            <w:tcW w:w="2280" w:type="dxa"/>
+            <w:tcW w:w="2160" w:type="dxa"/>
           </w:tcPr>
           <w:p>
             <w:pPr>
@@ -6125,7 +6119,7 @@
         </w:tc>
         <w:tc>
           <w:tcPr>
-            <w:tcW w:w="3261" w:type="dxa"/>
+            <w:tcW w:w="3741" w:type="dxa"/>
           </w:tcPr>
           <w:p>
             <w:pPr>
@@ -6284,14 +6278,14 @@
         <w:tblLook w:val="04A0" w:firstRow="1" w:lastRow="0" w:firstColumn="1" w:lastColumn="0" w:noHBand="0" w:noVBand="1"/>
       </w:tblPr>
       <w:tblGrid>
-        <w:gridCol w:w="3595"/>
-        <w:gridCol w:w="2460"/>
-        <w:gridCol w:w="2961"/>
+        <w:gridCol w:w="3355"/>
+        <w:gridCol w:w="1920"/>
+        <w:gridCol w:w="3741"/>
       </w:tblGrid>
       <w:tr>
         <w:tc>
           <w:tcPr>
-            <w:tcW w:w="3595" w:type="dxa"/>
+            <w:tcW w:w="3355" w:type="dxa"/>
             <w:shd w:val="clear" w:color="auto" w:fill="D9D9D9" w:themeFill="background1" w:themeFillShade="D9"/>
           </w:tcPr>
           <w:p>
@@ -6313,7 +6307,7 @@
         </w:tc>
         <w:tc>
           <w:tcPr>
-            <w:tcW w:w="2460" w:type="dxa"/>
+            <w:tcW w:w="1920" w:type="dxa"/>
             <w:shd w:val="clear" w:color="auto" w:fill="D9D9D9" w:themeFill="background1" w:themeFillShade="D9"/>
           </w:tcPr>
           <w:p>
@@ -6335,7 +6329,7 @@
         </w:tc>
         <w:tc>
           <w:tcPr>
-            <w:tcW w:w="2961" w:type="dxa"/>
+            <w:tcW w:w="3741" w:type="dxa"/>
             <w:shd w:val="clear" w:color="auto" w:fill="D9D9D9" w:themeFill="background1" w:themeFillShade="D9"/>
           </w:tcPr>
           <w:p>
@@ -6376,7 +6370,7 @@
         </w:trPr>
         <w:tc>
           <w:tcPr>
-            <w:tcW w:w="3595" w:type="dxa"/>
+            <w:tcW w:w="3355" w:type="dxa"/>
           </w:tcPr>
           <w:p>
             <w:pPr>
@@ -6429,7 +6423,7 @@
         </w:tc>
         <w:tc>
           <w:tcPr>
-            <w:tcW w:w="2460" w:type="dxa"/>
+            <w:tcW w:w="1920" w:type="dxa"/>
           </w:tcPr>
           <w:p>
             <w:pPr>
@@ -6475,7 +6469,7 @@
         </w:tc>
         <w:tc>
           <w:tcPr>
-            <w:tcW w:w="2961" w:type="dxa"/>
+            <w:tcW w:w="3741" w:type="dxa"/>
           </w:tcPr>
           <w:p>
             <w:pPr>
@@ -6631,14 +6625,14 @@
         <w:tblLook w:val="04A0" w:firstRow="1" w:lastRow="0" w:firstColumn="1" w:lastColumn="0" w:noHBand="0" w:noVBand="1"/>
       </w:tblPr>
       <w:tblGrid>
-        <w:gridCol w:w="3595"/>
-        <w:gridCol w:w="2460"/>
-        <w:gridCol w:w="2961"/>
+        <w:gridCol w:w="3115"/>
+        <w:gridCol w:w="2160"/>
+        <w:gridCol w:w="3741"/>
       </w:tblGrid>
       <w:tr>
         <w:tc>
           <w:tcPr>
-            <w:tcW w:w="3595" w:type="dxa"/>
+            <w:tcW w:w="3115" w:type="dxa"/>
             <w:shd w:val="clear" w:color="auto" w:fill="D9D9D9" w:themeFill="background1" w:themeFillShade="D9"/>
           </w:tcPr>
           <w:p>
@@ -6660,7 +6654,7 @@
         </w:tc>
         <w:tc>
           <w:tcPr>
-            <w:tcW w:w="2460" w:type="dxa"/>
+            <w:tcW w:w="2160" w:type="dxa"/>
             <w:shd w:val="clear" w:color="auto" w:fill="D9D9D9" w:themeFill="background1" w:themeFillShade="D9"/>
           </w:tcPr>
           <w:p>
@@ -6682,7 +6676,7 @@
         </w:tc>
         <w:tc>
           <w:tcPr>
-            <w:tcW w:w="2961" w:type="dxa"/>
+            <w:tcW w:w="3741" w:type="dxa"/>
             <w:shd w:val="clear" w:color="auto" w:fill="D9D9D9" w:themeFill="background1" w:themeFillShade="D9"/>
           </w:tcPr>
           <w:p>
@@ -6723,7 +6717,7 @@
         </w:trPr>
         <w:tc>
           <w:tcPr>
-            <w:tcW w:w="3595" w:type="dxa"/>
+            <w:tcW w:w="3115" w:type="dxa"/>
           </w:tcPr>
           <w:p>
             <w:pPr>
@@ -6776,7 +6770,7 @@
         </w:tc>
         <w:tc>
           <w:tcPr>
-            <w:tcW w:w="2460" w:type="dxa"/>
+            <w:tcW w:w="2160" w:type="dxa"/>
           </w:tcPr>
           <w:p>
             <w:pPr>
@@ -6822,7 +6816,7 @@
         </w:tc>
         <w:tc>
           <w:tcPr>
-            <w:tcW w:w="2961" w:type="dxa"/>
+            <w:tcW w:w="3741" w:type="dxa"/>
           </w:tcPr>
           <w:p>
             <w:pPr>
@@ -7297,7 +7291,6 @@
         <w:rPr>
           <w:lang w:val="en-AU" w:eastAsia="en-AU"/>
         </w:rPr>
-        <w:lastRenderedPageBreak/>
         <w:t>Appendix A – Detailed Responses (Optional)</w:t>
       </w:r>
       <w:bookmarkEnd w:id="6"/>
